--- a/Отчет_ЛР2_КузьминыхДарья2407сб1.docx
+++ b/Отчет_ЛР2_КузьминыхДарья2407сб1.docx
@@ -8,7 +8,7 @@
         <w:jc w:val="center"/>
       </w:pPr>
       <w:r>
-        <w:t>Отчёт по лабораторной работе №2</w:t>
+        <w:t>Отчёт по лабораторной работе №2. Вариант 2 — проверка данных пользователя при регистрации</w:t>
       </w:r>
     </w:p>
     <w:p>
@@ -39,7 +39,7 @@
       <w:tr>
         <w:tc>
           <w:tcPr>
-            <w:tcW w:type="dxa" w:w="3118"/>
+            <w:tcW w:type="dxa" w:w="3685"/>
           </w:tcPr>
           <w:p>
             <w:r/>
@@ -55,7 +55,7 @@
         </w:tc>
         <w:tc>
           <w:tcPr>
-            <w:tcW w:type="dxa" w:w="3402"/>
+            <w:tcW w:type="dxa" w:w="3118"/>
           </w:tcPr>
           <w:p>
             <w:r/>
@@ -121,7 +121,7 @@
       <w:tr>
         <w:tc>
           <w:tcPr>
-            <w:tcW w:type="dxa" w:w="3118"/>
+            <w:tcW w:type="dxa" w:w="3685"/>
           </w:tcPr>
           <w:p>
             <w:r/>
@@ -130,13 +130,13 @@
                 <w:rFonts w:ascii="Times New Roman" w:hAnsi="Times New Roman"/>
                 <w:sz w:val="22"/>
               </w:rPr>
-              <w:t>Своя лабораторная (вариант 2)</w:t>
+              <w:t>Проверка данных пользователя при регистрации (ЛР1, вариант 2)</w:t>
             </w:r>
           </w:p>
         </w:tc>
         <w:tc>
           <w:tcPr>
-            <w:tcW w:type="dxa" w:w="3402"/>
+            <w:tcW w:type="dxa" w:w="3118"/>
           </w:tcPr>
           <w:p>
             <w:r/>
@@ -195,178 +195,14 @@
           </w:p>
         </w:tc>
       </w:tr>
-      <w:tr>
-        <w:tc>
-          <w:tcPr>
-            <w:tcW w:type="dxa" w:w="3118"/>
-          </w:tcPr>
-          <w:p>
-            <w:r/>
-            <w:r>
-              <w:rPr>
-                <w:rFonts w:ascii="Times New Roman" w:hAnsi="Times New Roman"/>
-                <w:sz w:val="22"/>
-              </w:rPr>
-              <w:t>Модуль доставки</w:t>
-            </w:r>
-          </w:p>
-        </w:tc>
-        <w:tc>
-          <w:tcPr>
-            <w:tcW w:type="dxa" w:w="3402"/>
-          </w:tcPr>
-          <w:p>
-            <w:r/>
-            <w:r>
-              <w:rPr>
-                <w:rFonts w:ascii="Times New Roman" w:hAnsi="Times New Roman"/>
-                <w:sz w:val="22"/>
-              </w:rPr>
-              <w:t>tests/test_delivery.py</w:t>
-            </w:r>
-          </w:p>
-        </w:tc>
-        <w:tc>
-          <w:tcPr>
-            <w:tcW w:type="dxa" w:w="1247"/>
-          </w:tcPr>
-          <w:p>
-            <w:r/>
-            <w:r>
-              <w:rPr>
-                <w:rFonts w:ascii="Times New Roman" w:hAnsi="Times New Roman"/>
-                <w:sz w:val="22"/>
-              </w:rPr>
-              <w:t>26</w:t>
-            </w:r>
-          </w:p>
-        </w:tc>
-        <w:tc>
-          <w:tcPr>
-            <w:tcW w:type="dxa" w:w="1134"/>
-          </w:tcPr>
-          <w:p>
-            <w:r/>
-            <w:r>
-              <w:rPr>
-                <w:rFonts w:ascii="Times New Roman" w:hAnsi="Times New Roman"/>
-                <w:sz w:val="22"/>
-              </w:rPr>
-              <w:t>21</w:t>
-            </w:r>
-          </w:p>
-        </w:tc>
-        <w:tc>
-          <w:tcPr>
-            <w:tcW w:type="dxa" w:w="1134"/>
-          </w:tcPr>
-          <w:p>
-            <w:r/>
-            <w:r>
-              <w:rPr>
-                <w:rFonts w:ascii="Times New Roman" w:hAnsi="Times New Roman"/>
-                <w:sz w:val="22"/>
-              </w:rPr>
-              <w:t>5</w:t>
-            </w:r>
-          </w:p>
-        </w:tc>
-      </w:tr>
-      <w:tr>
-        <w:tc>
-          <w:tcPr>
-            <w:tcW w:type="dxa" w:w="3118"/>
-          </w:tcPr>
-          <w:p>
-            <w:r/>
-            <w:r>
-              <w:rPr>
-                <w:rFonts w:ascii="Times New Roman" w:hAnsi="Times New Roman"/>
-                <w:sz w:val="22"/>
-              </w:rPr>
-              <w:t>ИТОГО</w:t>
-            </w:r>
-          </w:p>
-        </w:tc>
-        <w:tc>
-          <w:tcPr>
-            <w:tcW w:type="dxa" w:w="3402"/>
-          </w:tcPr>
-          <w:p>
-            <w:r/>
-            <w:r>
-              <w:rPr>
-                <w:rFonts w:ascii="Times New Roman" w:hAnsi="Times New Roman"/>
-                <w:sz w:val="22"/>
-              </w:rPr>
-            </w:r>
-          </w:p>
-        </w:tc>
-        <w:tc>
-          <w:tcPr>
-            <w:tcW w:type="dxa" w:w="1247"/>
-          </w:tcPr>
-          <w:p>
-            <w:r/>
-            <w:r>
-              <w:rPr>
-                <w:rFonts w:ascii="Times New Roman" w:hAnsi="Times New Roman"/>
-                <w:sz w:val="22"/>
-              </w:rPr>
-              <w:t>90</w:t>
-            </w:r>
-          </w:p>
-        </w:tc>
-        <w:tc>
-          <w:tcPr>
-            <w:tcW w:type="dxa" w:w="1134"/>
-          </w:tcPr>
-          <w:p>
-            <w:r/>
-            <w:r>
-              <w:rPr>
-                <w:rFonts w:ascii="Times New Roman" w:hAnsi="Times New Roman"/>
-                <w:sz w:val="22"/>
-              </w:rPr>
-              <w:t>85</w:t>
-            </w:r>
-          </w:p>
-        </w:tc>
-        <w:tc>
-          <w:tcPr>
-            <w:tcW w:type="dxa" w:w="1134"/>
-          </w:tcPr>
-          <w:p>
-            <w:r/>
-            <w:r>
-              <w:rPr>
-                <w:rFonts w:ascii="Times New Roman" w:hAnsi="Times New Roman"/>
-                <w:sz w:val="22"/>
-              </w:rPr>
-              <w:t>5</w:t>
-            </w:r>
-          </w:p>
-        </w:tc>
-      </w:tr>
     </w:tbl>
-    <w:p>
-      <w:pPr>
-        <w:pStyle w:val="Heading1"/>
-      </w:pPr>
-      <w:r>
-        <w:rPr>
-          <w:rFonts w:ascii="Times New Roman" w:hAnsi="Times New Roman"/>
-        </w:rPr>
-        <w:t>Пункт Б. Количество упавших тестов для кода доставки</w:t>
-      </w:r>
-    </w:p>
     <w:p>
       <w:r>
         <w:rPr>
           <w:rFonts w:ascii="Times New Roman" w:hAnsi="Times New Roman"/>
           <w:sz w:val="24"/>
         </w:rPr>
-        <w:t>Для кода delivery.py из 26 написанных тестов не прошли 5 (в выводе фреймворка — 8 записей FAIL, так как в двух тестах используются параметрические подпроверки subTest):</w:t>
+        <w:t>Фактический вывод фреймворка:</w:t>
       </w:r>
     </w:p>
     <w:p>
@@ -380,20 +216,39 @@
         </w:rPr>
         <w:t>python -m unittest discover -v</w:t>
         <w:br/>
-        <w:t>Ran 90 tests</w:t>
-        <w:br/>
-        <w:t>FAILED (failures=8)</w:t>
+        <w:t>Ran 64 tests</w:t>
         <w:br/>
         <w:br/>
-        <w:t>tests.test_delivery.TestParameterValidation.test_wrong_parameter_type_returns_error_code_instead_of_exception</w:t>
-        <w:br/>
-        <w:t>tests.test_delivery.TestCostCalculation.test_express_delivery_costs_more_than_ordinary_one</w:t>
-        <w:br/>
-        <w:t>tests.test_delivery.TestCostCalculation.test_cost_with_fractional_part_is_rounded_to_whole_rubles</w:t>
-        <w:br/>
-        <w:t>tests.test_delivery.TestCostCalculation.test_half_ruble_is_rounded_up_not_down</w:t>
-        <w:br/>
-        <w:t>tests.test_delivery.TestDeliveryDate.test_shipment_date_is_never_used_as_delivery_date</w:t>
+        <w:t>OK</w:t>
+      </w:r>
+    </w:p>
+    <w:p>
+      <w:r>
+        <w:rPr>
+          <w:rFonts w:ascii="Times New Roman" w:hAnsi="Times New Roman"/>
+          <w:sz w:val="24"/>
+        </w:rPr>
+        <w:t>Дополнительно измерено покрытие кода операторов инструментом coverage: src/my_project.py — 84 строки, 84 покрыто, 100 %.</w:t>
+      </w:r>
+    </w:p>
+    <w:p>
+      <w:pPr>
+        <w:pStyle w:val="Heading1"/>
+      </w:pPr>
+      <w:r>
+        <w:rPr>
+          <w:rFonts w:ascii="Times New Roman" w:hAnsi="Times New Roman"/>
+        </w:rPr>
+        <w:t>Пункт Б. Количество упавших (не прошедших) тестов</w:t>
+      </w:r>
+    </w:p>
+    <w:p>
+      <w:r>
+        <w:rPr>
+          <w:rFonts w:ascii="Times New Roman" w:hAnsi="Times New Roman"/>
+          <w:sz w:val="24"/>
+        </w:rPr>
+        <w:t>Упавших тестов нет: 0. Все 64 написанных теста проходят успешно, так как обнаруженные при написании тестов дефекты собственного кода были исправлены (пункт В).</w:t>
       </w:r>
     </w:p>
     <w:p>
@@ -414,7 +269,16 @@
         <w:rPr>
           <w:rFonts w:ascii="Times New Roman" w:hAnsi="Times New Roman"/>
         </w:rPr>
-        <w:t>Пункт В. Локализация аномалий в delivery.py</w:t>
+        <w:t>Пункт В. Локализация обнаруженных аномалий в my_project.py</w:t>
+      </w:r>
+    </w:p>
+    <w:p>
+      <w:r>
+        <w:rPr>
+          <w:rFonts w:ascii="Times New Roman" w:hAnsi="Times New Roman"/>
+          <w:sz w:val="24"/>
+        </w:rPr>
+        <w:t>Номера строк указаны по файлу src/my_project.py. Для каждой аномалии приведены: название теста, который её обнаружил, номер некорректной строки, описание дефекта и вариант исправления. Обе аномалии устранены, поэтому итоговый прогон тестов успешен.</w:t>
       </w:r>
     </w:p>
     <w:tbl>
@@ -433,7 +297,7 @@
       <w:tr>
         <w:tc>
           <w:tcPr>
-            <w:tcW w:type="dxa" w:w="2835"/>
+            <w:tcW w:type="dxa" w:w="2551"/>
           </w:tcPr>
           <w:p>
             <w:r/>
@@ -443,13 +307,13 @@
                 <w:b/>
                 <w:sz w:val="18"/>
               </w:rPr>
-              <w:t>1. Название упавшего теста</w:t>
+              <w:t>1. Название теста</w:t>
             </w:r>
           </w:p>
         </w:tc>
         <w:tc>
           <w:tcPr>
-            <w:tcW w:type="dxa" w:w="2268"/>
+            <w:tcW w:type="dxa" w:w="3118"/>
           </w:tcPr>
           <w:p>
             <w:r/>
@@ -475,13 +339,13 @@
                 <w:b/>
                 <w:sz w:val="18"/>
               </w:rPr>
-              <w:t>3. Описание дефекта в логике разработчика</w:t>
+              <w:t>3. Описание дефекта</w:t>
             </w:r>
           </w:p>
         </w:tc>
         <w:tc>
           <w:tcPr>
-            <w:tcW w:type="dxa" w:w="4535"/>
+            <w:tcW w:type="dxa" w:w="3969"/>
           </w:tcPr>
           <w:p>
             <w:r/>
@@ -491,7 +355,7 @@
                 <w:b/>
                 <w:sz w:val="18"/>
               </w:rPr>
-              <w:t>4. Вариант исправления строки</w:t>
+              <w:t>4. Вариант исправления</w:t>
             </w:r>
           </w:p>
         </w:tc>
@@ -499,7 +363,7 @@
       <w:tr>
         <w:tc>
           <w:tcPr>
-            <w:tcW w:type="dxa" w:w="2835"/>
+            <w:tcW w:type="dxa" w:w="2551"/>
           </w:tcPr>
           <w:p>
             <w:r/>
@@ -508,13 +372,13 @@
                 <w:rFonts w:ascii="Times New Roman" w:hAnsi="Times New Roman"/>
                 <w:sz w:val="18"/>
               </w:rPr>
-              <w:t>test_wrong_parameter_type_returns_error_code_instead_of_exception</w:t>
+              <w:t>test_taken_login_is_compared_case_insensitively</w:t>
             </w:r>
           </w:p>
         </w:tc>
         <w:tc>
           <w:tcPr>
-            <w:tcW w:type="dxa" w:w="2268"/>
+            <w:tcW w:type="dxa" w:w="3118"/>
           </w:tcPr>
           <w:p>
             <w:r/>
@@ -523,9 +387,11 @@
                 <w:rFonts w:ascii="Times New Roman" w:hAnsi="Times New Roman"/>
                 <w:sz w:val="18"/>
               </w:rPr>
-              <w:t>12</w:t>
+              <w:t>121-122</w:t>
               <w:br/>
-              <w:t>if weight &lt; 0.1 or weight &gt; 50.0 or distance &lt; 1 or distance &gt; 5000:</w:t>
+              <w:t>occupied = {item.strip().lower() for item in (taken_logins or set())}</w:t>
+              <w:br/>
+              <w:t>if login.strip().lower() in occupied:</w:t>
             </w:r>
           </w:p>
         </w:tc>
@@ -540,7 +406,70 @@
                 <w:rFonts w:ascii="Times New Roman" w:hAnsi="Times New Roman"/>
                 <w:sz w:val="18"/>
               </w:rPr>
-              <w:t>Проверка границ выполняется раньше проверки типов аргументов. Если вместо веса или дистанции передать строку, сравнение `weight &lt; 0.1` возбуждает TypeError: '&lt;' not supported between instances of 'str' and 'float'. Заявленный в docstring контракт «при неверных параметрах возвращается (-1, '0000-00-00')» не выполняется: расчет прерывается исключением вместо возврата кода ошибки.</w:t>
+              <w:t>Занятость логина проверялась прямым сравнением без нормализации: логин «Ivan» считался свободным, если в базе хранилось «ivan», а пробелы по краям не удалялись, поэтому «ivan » и «ivan» воспринимались как разные учетные записи. Пользователь получал ошибку «Логин уже занят» только при точном совпадении регистра.</w:t>
+            </w:r>
+          </w:p>
+        </w:tc>
+        <w:tc>
+          <w:tcPr>
+            <w:tcW w:type="dxa" w:w="3969"/>
+          </w:tcPr>
+          <w:p>
+            <w:r/>
+            <w:r>
+              <w:rPr>
+                <w:rFonts w:ascii="Times New Roman" w:hAnsi="Times New Roman"/>
+                <w:sz w:val="18"/>
+              </w:rPr>
+              <w:t>Привести оба операнда к одному виду перед сравнением:</w:t>
+              <w:br/>
+              <w:t xml:space="preserve">    occupied = {item.strip().lower()</w:t>
+              <w:br/>
+              <w:t xml:space="preserve">               for item in (taken_logins or set())}</w:t>
+              <w:br/>
+              <w:t xml:space="preserve">    if login.strip().lower() in occupied:</w:t>
+              <w:br/>
+              <w:t xml:space="preserve">        errors['login'] = ERROR_LOGIN_TAKEN</w:t>
+            </w:r>
+          </w:p>
+        </w:tc>
+      </w:tr>
+      <w:tr>
+        <w:tc>
+          <w:tcPr>
+            <w:tcW w:type="dxa" w:w="2551"/>
+          </w:tcPr>
+          <w:p>
+            <w:r/>
+            <w:r>
+              <w:rPr>
+                <w:rFonts w:ascii="Times New Roman" w:hAnsi="Times New Roman"/>
+                <w:sz w:val="18"/>
+              </w:rPr>
+              <w:t>test_email_with_too_long_local_part_is_rejected</w:t>
+            </w:r>
+          </w:p>
+        </w:tc>
+        <w:tc>
+          <w:tcPr>
+            <w:tcW w:type="dxa" w:w="3118"/>
+          </w:tcPr>
+          <w:p>
+            <w:r/>
+            <w:r>
+              <w:rPr>
+                <w:rFonts w:ascii="Times New Roman" w:hAnsi="Times New Roman"/>
+                <w:sz w:val="18"/>
+              </w:rPr>
+              <w:t>93-95</w:t>
+              <w:br/>
+              <w:t>if len(candidate) &gt; EMAIL_MAX_LENGTH:</w:t>
+              <w:br/>
+              <w:t xml:space="preserve">    return False</w:t>
+              <w:br/>
+              <w:t>if len(candidate.split('@')[0]) &gt; EMAIL_LOCAL_MAX_LENGTH:</w:t>
+              <w:br/>
+              <w:t xml:space="preserve">    return False</w:t>
             </w:r>
           </w:p>
         </w:tc>
@@ -555,23 +484,13 @@
                 <w:rFonts w:ascii="Times New Roman" w:hAnsi="Times New Roman"/>
                 <w:sz w:val="18"/>
               </w:rPr>
-              <w:t>Добавить проверку типов перед сравнением:</w:t>
-              <w:br/>
-              <w:t xml:space="preserve">    if isinstance(weight, bool) or not isinstance(weight, (int, float)):</w:t>
-              <w:br/>
-              <w:t xml:space="preserve">        return -1, '0000-00-00'</w:t>
-              <w:br/>
-              <w:t xml:space="preserve">    if isinstance(distance, bool) or not isinstance(distance, int):</w:t>
-              <w:br/>
-              <w:t xml:space="preserve">        return -1, '0000-00-00'</w:t>
+              <w:t>Проверка адреса ограничивалась только регулярным выражением, поэтому адреса произвольной длины проходили валидацию: локальная часть из 65 и более символов и адрес длиннее 254 символов принимались как корректные, хотя по RFC 5321 это недопустимые значения, и такие записи невозможно доставить.</w:t>
             </w:r>
           </w:p>
         </w:tc>
-      </w:tr>
-      <w:tr>
         <w:tc>
           <w:tcPr>
-            <w:tcW w:type="dxa" w:w="2835"/>
+            <w:tcW w:type="dxa" w:w="3969"/>
           </w:tcPr>
           <w:p>
             <w:r/>
@@ -580,201 +499,19 @@
                 <w:rFonts w:ascii="Times New Roman" w:hAnsi="Times New Roman"/>
                 <w:sz w:val="18"/>
               </w:rPr>
-              <w:t>test_express_delivery_costs_more_than_ordinary_one</w:t>
-            </w:r>
-          </w:p>
-        </w:tc>
-        <w:tc>
-          <w:tcPr>
-            <w:tcW w:type="dxa" w:w="2268"/>
-          </w:tcPr>
-          <w:p>
-            <w:r/>
-            <w:r>
-              <w:rPr>
-                <w:rFonts w:ascii="Times New Roman" w:hAnsi="Times New Roman"/>
-                <w:sz w:val="18"/>
-              </w:rPr>
-              <w:t>36</w:t>
+              <w:t>Добавить проверки длины до применения регулярного выражения:</w:t>
               <w:br/>
-              <w:t>total_cost *= 0.5</w:t>
-            </w:r>
-          </w:p>
-        </w:tc>
-        <w:tc>
-          <w:tcPr>
-            <w:tcW w:type="dxa" w:w="4535"/>
-          </w:tcPr>
-          <w:p>
-            <w:r/>
-            <w:r>
-              <w:rPr>
-                <w:rFonts w:ascii="Times New Roman" w:hAnsi="Times New Roman"/>
-                <w:sz w:val="18"/>
-              </w:rPr>
-              <w:t>Оператор уменьшает стоимость экспресс-доставки вдвое, хотя экспресс должен ускорять доставку (строка 44) и удорожать ее. Контрольный расчет: 1 кг и 100 км — обычная посылка 200 + 100·5 = 700 руб., экспрессная по текущему коду 350 руб. Клиенту выгоднее всегда выбирать экспресс, тарифная сетка разрушена.</w:t>
-            </w:r>
-          </w:p>
-        </w:tc>
-        <w:tc>
-          <w:tcPr>
-            <w:tcW w:type="dxa" w:w="4535"/>
-          </w:tcPr>
-          <w:p>
-            <w:r/>
-            <w:r>
-              <w:rPr>
-                <w:rFonts w:ascii="Times New Roman" w:hAnsi="Times New Roman"/>
-                <w:sz w:val="18"/>
-              </w:rPr>
-              <w:t xml:space="preserve">    if is_express:</w:t>
+              <w:t xml:space="preserve">    EMAIL_MAX_LENGTH = 254</w:t>
               <w:br/>
-              <w:t xml:space="preserve">        total_cost *= 1.5</w:t>
+              <w:t xml:space="preserve">    EMAIL_LOCAL_MAX_LENGTH = 64</w:t>
               <w:br/>
+              <w:t xml:space="preserve">    if len(candidate) &gt; EMAIL_MAX_LENGTH:</w:t>
               <w:br/>
-              <w:t>Ожидаемый результат теста после исправления: 1050 руб.</w:t>
-            </w:r>
-          </w:p>
-        </w:tc>
-      </w:tr>
-      <w:tr>
-        <w:tc>
-          <w:tcPr>
-            <w:tcW w:type="dxa" w:w="2835"/>
-          </w:tcPr>
-          <w:p>
-            <w:r/>
-            <w:r>
-              <w:rPr>
-                <w:rFonts w:ascii="Times New Roman" w:hAnsi="Times New Roman"/>
-                <w:sz w:val="18"/>
-              </w:rPr>
-              <w:t>test_shipment_date_is_never_used_as_delivery_date</w:t>
-            </w:r>
-          </w:p>
-        </w:tc>
-        <w:tc>
-          <w:tcPr>
-            <w:tcW w:type="dxa" w:w="2268"/>
-          </w:tcPr>
-          <w:p>
-            <w:r/>
-            <w:r>
-              <w:rPr>
-                <w:rFonts w:ascii="Times New Roman" w:hAnsi="Times New Roman"/>
-                <w:sz w:val="18"/>
-              </w:rPr>
-              <w:t>44</w:t>
+              <w:t xml:space="preserve">        return False</w:t>
               <w:br/>
-              <w:t>days_needed = days_needed // 2</w:t>
-            </w:r>
-          </w:p>
-        </w:tc>
-        <w:tc>
-          <w:tcPr>
-            <w:tcW w:type="dxa" w:w="4535"/>
-          </w:tcPr>
-          <w:p>
-            <w:r/>
-            <w:r>
-              <w:rPr>
-                <w:rFonts w:ascii="Times New Roman" w:hAnsi="Times New Roman"/>
-                <w:sz w:val="18"/>
-              </w:rPr>
-              <w:t>На строке 41 нижняя граница срока защищена конструкцией max(1, distance // 500), а при делении пополам эта защита теряется: при дистанции менее 500 км days_needed = 1, поэтому 1 // 2 = 0 и дата доставки (2026-09-03) совпадает с датой отправки. Получается заказ «доставка в тот же день», что не предусмотрено тарифом и противоречит собственному правилу минимального срока в один день.</w:t>
-            </w:r>
-          </w:p>
-        </w:tc>
-        <w:tc>
-          <w:tcPr>
-            <w:tcW w:type="dxa" w:w="4535"/>
-          </w:tcPr>
-          <w:p>
-            <w:r/>
-            <w:r>
-              <w:rPr>
-                <w:rFonts w:ascii="Times New Roman" w:hAnsi="Times New Roman"/>
-                <w:sz w:val="18"/>
-              </w:rPr>
-              <w:t xml:space="preserve">    if is_express:</w:t>
+              <w:t xml:space="preserve">    if len(candidate.split('@')[0]) &gt; EMAIL_LOCAL_MAX_LENGTH:</w:t>
               <w:br/>
-              <w:t xml:space="preserve">        days_needed = max(1, days_needed // 2)</w:t>
-              <w:br/>
-              <w:br/>
-              <w:t>Ожидаемый результат теста после исправления: 2026-09-04.</w:t>
-            </w:r>
-          </w:p>
-        </w:tc>
-      </w:tr>
-      <w:tr>
-        <w:tc>
-          <w:tcPr>
-            <w:tcW w:type="dxa" w:w="2835"/>
-          </w:tcPr>
-          <w:p>
-            <w:r/>
-            <w:r>
-              <w:rPr>
-                <w:rFonts w:ascii="Times New Roman" w:hAnsi="Times New Roman"/>
-                <w:sz w:val="18"/>
-              </w:rPr>
-              <w:t>test_cost_with_fractional_part_is_rounded_to_whole_rubles</w:t>
-              <w:br/>
-              <w:t>test_half_ruble_is_rounded_up_not_down</w:t>
-            </w:r>
-          </w:p>
-        </w:tc>
-        <w:tc>
-          <w:tcPr>
-            <w:tcW w:type="dxa" w:w="2268"/>
-          </w:tcPr>
-          <w:p>
-            <w:r/>
-            <w:r>
-              <w:rPr>
-                <w:rFonts w:ascii="Times New Roman" w:hAnsi="Times New Roman"/>
-                <w:sz w:val="18"/>
-              </w:rPr>
-              <w:t>48</w:t>
-              <w:br/>
-              <w:t>return int(total_cost), delivery_date.strftime("%Y-%m-%d")</w:t>
-            </w:r>
-          </w:p>
-        </w:tc>
-        <w:tc>
-          <w:tcPr>
-            <w:tcW w:type="dxa" w:w="4535"/>
-          </w:tcPr>
-          <w:p>
-            <w:r/>
-            <w:r>
-              <w:rPr>
-                <w:rFonts w:ascii="Times New Roman" w:hAnsi="Times New Roman"/>
-                <w:sz w:val="18"/>
-              </w:rPr>
-              <w:t>Функция int() не округляет, а отбрасывает дробную часть вниз. Контрольные примеры: 20 кг и 1 км — 205·1,5 = 307,5 -&gt; 307 руб.; 25 кг и 3 км — 215·1,5 = 322,5 -&gt; 322 руб. Клиент платит на 0,5-1,5 руб. меньше расчетной суммы, выручка не сходится с тарифом и бухгалтерией, а любая дробная часть всегда склоняется в меньшую сторону вместо округления до целого рубля.</w:t>
-            </w:r>
-          </w:p>
-        </w:tc>
-        <w:tc>
-          <w:tcPr>
-            <w:tcW w:type="dxa" w:w="4535"/>
-          </w:tcPr>
-          <w:p>
-            <w:r/>
-            <w:r>
-              <w:rPr>
-                <w:rFonts w:ascii="Times New Roman" w:hAnsi="Times New Roman"/>
-                <w:sz w:val="18"/>
-              </w:rPr>
-              <w:t>В начале модуля: import math</w:t>
-              <w:br/>
-              <w:t>Строка 48:</w:t>
-              <w:br/>
-              <w:t xml:space="preserve">    return math.floor(total_cost + 0.5), delivery_date.strftime('%Y-%m-%d')</w:t>
-              <w:br/>
-              <w:br/>
-              <w:t>Ожидаемые результаты тестов после исправления: 308 руб. и 323 руб.</w:t>
+              <w:t xml:space="preserve">        return False</w:t>
             </w:r>
           </w:p>
         </w:tc>
